--- a/머신러닝 심화/머신러닝 중간고사 정리.docx
+++ b/머신러닝 심화/머신러닝 중간고사 정리.docx
@@ -351,6 +351,9 @@
         </w:numPr>
       </w:pPr>
       <w:r>
+        <w:rPr>
+          <w:noProof/>
+        </w:rPr>
         <w:drawing>
           <wp:inline distT="0" distB="0" distL="0" distR="0" wp14:anchorId="442152FD" wp14:editId="7CE0D61C">
             <wp:extent cx="5236203" cy="590550"/>
@@ -722,13 +725,7 @@
     <w:p/>
     <w:p/>
     <w:p/>
-    <w:p>
-      <w:pPr>
-        <w:rPr>
-          <w:rFonts w:hint="eastAsia"/>
-        </w:rPr>
-      </w:pPr>
-    </w:p>
+    <w:p/>
     <w:p>
       <w:r>
         <w:rPr>
@@ -907,9 +904,6 @@
       <w:pPr>
         <w:pStyle w:val="a6"/>
         <w:ind w:left="800"/>
-        <w:rPr>
-          <w:rFonts w:hint="eastAsia"/>
-        </w:rPr>
       </w:pPr>
       <w:r>
         <w:rPr>
@@ -1661,12 +1655,10 @@
       </w:r>
     </w:p>
     <w:p>
-      <w:pPr>
-        <w:rPr>
-          <w:rFonts w:hint="eastAsia"/>
-        </w:rPr>
-      </w:pPr>
-      <w:r>
+      <w:r>
+        <w:rPr>
+          <w:noProof/>
+        </w:rPr>
         <w:drawing>
           <wp:inline distT="0" distB="0" distL="0" distR="0" wp14:anchorId="23C1931F" wp14:editId="774CEA83">
             <wp:extent cx="3474349" cy="1892300"/>
@@ -1704,13 +1696,7 @@
         </w:drawing>
       </w:r>
     </w:p>
-    <w:p>
-      <w:pPr>
-        <w:rPr>
-          <w:rFonts w:hint="eastAsia"/>
-        </w:rPr>
-      </w:pPr>
-    </w:p>
+    <w:p/>
     <w:p>
       <w:proofErr w:type="spellStart"/>
       <w:r>
@@ -1737,13 +1723,7 @@
       </w:r>
     </w:p>
     <w:p/>
-    <w:p>
-      <w:pPr>
-        <w:rPr>
-          <w:rFonts w:hint="eastAsia"/>
-        </w:rPr>
-      </w:pPr>
-    </w:p>
+    <w:p/>
     <w:p>
       <w:r>
         <w:rPr>
@@ -1754,12 +1734,10 @@
       </w:r>
     </w:p>
     <w:p>
-      <w:pPr>
-        <w:rPr>
-          <w:rFonts w:hint="eastAsia"/>
-        </w:rPr>
-      </w:pPr>
-      <w:r>
+      <w:r>
+        <w:rPr>
+          <w:noProof/>
+        </w:rPr>
         <w:drawing>
           <wp:inline distT="0" distB="0" distL="0" distR="0" wp14:anchorId="2447599A" wp14:editId="21917563">
             <wp:extent cx="4991100" cy="1819465"/>
@@ -1798,13 +1776,7 @@
       </w:r>
     </w:p>
     <w:p/>
-    <w:p>
-      <w:pPr>
-        <w:rPr>
-          <w:rFonts w:hint="eastAsia"/>
-        </w:rPr>
-      </w:pPr>
-    </w:p>
+    <w:p/>
     <w:p>
       <w:r>
         <w:rPr>
@@ -1815,6 +1787,9 @@
     </w:p>
     <w:p>
       <w:r>
+        <w:rPr>
+          <w:noProof/>
+        </w:rPr>
         <w:drawing>
           <wp:inline distT="0" distB="0" distL="0" distR="0" wp14:anchorId="718EABA7" wp14:editId="131BFE16">
             <wp:extent cx="3784600" cy="2621404"/>
@@ -1932,9 +1907,6 @@
     <w:p>
       <w:pPr>
         <w:ind w:firstLineChars="200" w:firstLine="440"/>
-        <w:rPr>
-          <w:rFonts w:hint="eastAsia"/>
-        </w:rPr>
       </w:pPr>
       <w:r>
         <w:rPr>
@@ -1948,6 +1920,9 @@
     </w:p>
     <w:p>
       <w:r>
+        <w:rPr>
+          <w:noProof/>
+        </w:rPr>
         <w:lastRenderedPageBreak/>
         <w:drawing>
           <wp:inline distT="0" distB="0" distL="0" distR="0" wp14:anchorId="66FAA821" wp14:editId="2FB9B38D">
@@ -2103,6 +2078,9 @@
     </w:p>
     <w:p>
       <w:r>
+        <w:rPr>
+          <w:noProof/>
+        </w:rPr>
         <w:drawing>
           <wp:inline distT="0" distB="0" distL="0" distR="0" wp14:anchorId="3F4D8EFA" wp14:editId="22CB40D8">
             <wp:extent cx="5111750" cy="2765419"/>
@@ -2183,9 +2161,6 @@
       <w:pPr>
         <w:pStyle w:val="a6"/>
         <w:ind w:left="800"/>
-        <w:rPr>
-          <w:rFonts w:hint="eastAsia"/>
-        </w:rPr>
       </w:pPr>
     </w:p>
     <w:p>
@@ -2296,9 +2271,6 @@
           <w:ilvl w:val="0"/>
           <w:numId w:val="1"/>
         </w:numPr>
-        <w:rPr>
-          <w:rFonts w:hint="eastAsia"/>
-        </w:rPr>
       </w:pPr>
       <w:r>
         <w:rPr>
@@ -2598,11 +2570,6 @@
     </w:p>
     <w:p/>
     <w:p>
-      <w:pPr>
-        <w:rPr>
-          <w:rFonts w:hint="eastAsia"/>
-        </w:rPr>
-      </w:pPr>
       <w:r>
         <w:rPr>
           <w:rFonts w:hint="eastAsia"/>
@@ -3004,15 +2971,367 @@
           <w:ilvl w:val="0"/>
           <w:numId w:val="1"/>
         </w:numPr>
-        <w:rPr>
-          <w:rFonts w:hint="eastAsia"/>
-        </w:rPr>
       </w:pPr>
       <w:r>
         <w:rPr>
           <w:rFonts w:hint="eastAsia"/>
         </w:rPr>
         <w:t>원하던 해면 종료</w:t>
+      </w:r>
+    </w:p>
+    <w:p/>
+    <w:p>
+      <w:proofErr w:type="spellStart"/>
+      <w:r>
+        <w:rPr>
+          <w:rFonts w:hint="eastAsia"/>
+        </w:rPr>
+        <w:lastRenderedPageBreak/>
+        <w:t>머신러닝</w:t>
+      </w:r>
+      <w:proofErr w:type="spellEnd"/>
+    </w:p>
+    <w:p>
+      <w:pPr>
+        <w:pStyle w:val="a6"/>
+        <w:numPr>
+          <w:ilvl w:val="0"/>
+          <w:numId w:val="1"/>
+        </w:numPr>
+      </w:pPr>
+      <w:r>
+        <w:rPr>
+          <w:rFonts w:hint="eastAsia"/>
+        </w:rPr>
+        <w:t>기계를 인간처럼 학습시켜 스스로 규칙 형성</w:t>
+      </w:r>
+    </w:p>
+    <w:p/>
+    <w:p>
+      <w:r>
+        <w:rPr>
+          <w:rFonts w:hint="eastAsia"/>
+        </w:rPr>
+        <w:t>인공 신경망</w:t>
+      </w:r>
+    </w:p>
+    <w:p>
+      <w:pPr>
+        <w:pStyle w:val="a6"/>
+        <w:numPr>
+          <w:ilvl w:val="0"/>
+          <w:numId w:val="1"/>
+        </w:numPr>
+      </w:pPr>
+      <w:r>
+        <w:rPr>
+          <w:rFonts w:hint="eastAsia"/>
+        </w:rPr>
+        <w:t>네트워크 형성한 인공 신경이 연결 세기 변화시켜 문제 해결</w:t>
+      </w:r>
+    </w:p>
+    <w:p/>
+    <w:p>
+      <w:r>
+        <w:rPr>
+          <w:rFonts w:hint="eastAsia"/>
+        </w:rPr>
+        <w:t xml:space="preserve">인공 신경망 계산 문제 </w:t>
+      </w:r>
+      <w:proofErr w:type="gramStart"/>
+      <w:r>
+        <w:rPr>
+          <w:rFonts w:hint="eastAsia"/>
+        </w:rPr>
+        <w:t>( 이거</w:t>
+      </w:r>
+      <w:proofErr w:type="gramEnd"/>
+      <w:r>
+        <w:rPr>
+          <w:rFonts w:hint="eastAsia"/>
+        </w:rPr>
+        <w:t xml:space="preserve"> 나온다 </w:t>
+      </w:r>
+      <w:proofErr w:type="gramStart"/>
+      <w:r>
+        <w:rPr>
+          <w:rFonts w:hint="eastAsia"/>
+        </w:rPr>
+        <w:t>하심 )</w:t>
+      </w:r>
+      <w:proofErr w:type="gramEnd"/>
+    </w:p>
+    <w:p>
+      <w:r>
+        <w:drawing>
+          <wp:inline distT="0" distB="0" distL="0" distR="0" wp14:anchorId="5E706208" wp14:editId="3F28DDA2">
+            <wp:extent cx="2959100" cy="1828657"/>
+            <wp:effectExtent l="0" t="0" r="0" b="635"/>
+            <wp:docPr id="1394950893" name="그림 1"/>
+            <wp:cNvGraphicFramePr>
+              <a:graphicFrameLocks xmlns:a="http://schemas.openxmlformats.org/drawingml/2006/main" noChangeAspect="1"/>
+            </wp:cNvGraphicFramePr>
+            <a:graphic xmlns:a="http://schemas.openxmlformats.org/drawingml/2006/main">
+              <a:graphicData uri="http://schemas.openxmlformats.org/drawingml/2006/picture">
+                <pic:pic xmlns:pic="http://schemas.openxmlformats.org/drawingml/2006/picture">
+                  <pic:nvPicPr>
+                    <pic:cNvPr id="1394950893" name=""/>
+                    <pic:cNvPicPr/>
+                  </pic:nvPicPr>
+                  <pic:blipFill>
+                    <a:blip r:embed="rId11"/>
+                    <a:stretch>
+                      <a:fillRect/>
+                    </a:stretch>
+                  </pic:blipFill>
+                  <pic:spPr>
+                    <a:xfrm>
+                      <a:off x="0" y="0"/>
+                      <a:ext cx="2963550" cy="1831407"/>
+                    </a:xfrm>
+                    <a:prstGeom prst="rect">
+                      <a:avLst/>
+                    </a:prstGeom>
+                  </pic:spPr>
+                </pic:pic>
+              </a:graphicData>
+            </a:graphic>
+          </wp:inline>
+        </w:drawing>
+      </w:r>
+    </w:p>
+    <w:p/>
+    <w:p>
+      <w:r>
+        <w:rPr>
+          <w:rFonts w:hint="eastAsia"/>
+        </w:rPr>
+        <w:t>지도학습</w:t>
+      </w:r>
+    </w:p>
+    <w:p>
+      <w:pPr>
+        <w:pStyle w:val="a6"/>
+        <w:numPr>
+          <w:ilvl w:val="0"/>
+          <w:numId w:val="1"/>
+        </w:numPr>
+      </w:pPr>
+      <w:r>
+        <w:rPr>
+          <w:rFonts w:hint="eastAsia"/>
+        </w:rPr>
+        <w:t>문제 별 정답지 존재, 즉각 피드백 가능, 데이터 바탕 종류 구분</w:t>
+      </w:r>
+    </w:p>
+    <w:p>
+      <w:pPr>
+        <w:pStyle w:val="a6"/>
+        <w:numPr>
+          <w:ilvl w:val="0"/>
+          <w:numId w:val="1"/>
+        </w:numPr>
+      </w:pPr>
+      <w:r>
+        <w:rPr>
+          <w:rFonts w:hint="eastAsia"/>
+        </w:rPr>
+        <w:t>입력 데이터 수, 정답 데이터 수 같음</w:t>
+      </w:r>
+    </w:p>
+    <w:p>
+      <w:pPr>
+        <w:pStyle w:val="a6"/>
+        <w:numPr>
+          <w:ilvl w:val="0"/>
+          <w:numId w:val="1"/>
+        </w:numPr>
+      </w:pPr>
+      <w:r>
+        <w:rPr>
+          <w:rFonts w:hint="eastAsia"/>
+        </w:rPr>
+        <w:t>명시적 정답 필수</w:t>
+      </w:r>
+    </w:p>
+    <w:p>
+      <w:pPr>
+        <w:pStyle w:val="a6"/>
+        <w:numPr>
+          <w:ilvl w:val="0"/>
+          <w:numId w:val="1"/>
+        </w:numPr>
+      </w:pPr>
+      <w:r>
+        <w:rPr>
+          <w:rFonts w:hint="eastAsia"/>
+        </w:rPr>
+        <w:t>회귀: 연속 값 예측, 특이 값 분석 관리 중요</w:t>
+      </w:r>
+    </w:p>
+    <w:p>
+      <w:pPr>
+        <w:pStyle w:val="a6"/>
+        <w:numPr>
+          <w:ilvl w:val="0"/>
+          <w:numId w:val="1"/>
+        </w:numPr>
+      </w:pPr>
+      <w:r>
+        <w:rPr>
+          <w:rFonts w:hint="eastAsia"/>
+        </w:rPr>
+        <w:t>분류: 이상형 값 예측, 범주 구분해 경계 나누기</w:t>
+      </w:r>
+    </w:p>
+    <w:p/>
+    <w:p>
+      <w:r>
+        <w:rPr>
+          <w:rFonts w:hint="eastAsia"/>
+        </w:rPr>
+        <w:t>비지도 학습</w:t>
+      </w:r>
+    </w:p>
+    <w:p>
+      <w:pPr>
+        <w:pStyle w:val="a6"/>
+        <w:numPr>
+          <w:ilvl w:val="0"/>
+          <w:numId w:val="1"/>
+        </w:numPr>
+      </w:pPr>
+      <w:r>
+        <w:rPr>
+          <w:rFonts w:hint="eastAsia"/>
+        </w:rPr>
+        <w:t>정답 존재 X, 즉각 피드백 불가, 데이터 군집화</w:t>
+      </w:r>
+    </w:p>
+    <w:p>
+      <w:pPr>
+        <w:pStyle w:val="a6"/>
+        <w:numPr>
+          <w:ilvl w:val="0"/>
+          <w:numId w:val="1"/>
+        </w:numPr>
+      </w:pPr>
+      <w:r>
+        <w:rPr>
+          <w:rFonts w:hint="eastAsia"/>
+        </w:rPr>
+        <w:t>데이터 특성, 구조 파악 가능, 전처리에 많이 사용</w:t>
+      </w:r>
+    </w:p>
+    <w:p/>
+    <w:p/>
+    <w:p>
+      <w:pPr>
+        <w:rPr>
+          <w:rFonts w:hint="eastAsia"/>
+        </w:rPr>
+      </w:pPr>
+    </w:p>
+    <w:p>
+      <w:r>
+        <w:rPr>
+          <w:rFonts w:hint="eastAsia"/>
+        </w:rPr>
+        <w:lastRenderedPageBreak/>
+        <w:t>강화 학습</w:t>
+      </w:r>
+    </w:p>
+    <w:p>
+      <w:pPr>
+        <w:pStyle w:val="a6"/>
+        <w:numPr>
+          <w:ilvl w:val="0"/>
+          <w:numId w:val="1"/>
+        </w:numPr>
+      </w:pPr>
+      <w:r>
+        <w:rPr>
+          <w:rFonts w:hint="eastAsia"/>
+        </w:rPr>
+        <w:t>정답 존재 X, 자신 행동 보상 확인, 행동 정책 학습</w:t>
+      </w:r>
+    </w:p>
+    <w:p>
+      <w:pPr>
+        <w:pStyle w:val="a6"/>
+        <w:numPr>
+          <w:ilvl w:val="0"/>
+          <w:numId w:val="1"/>
+        </w:numPr>
+      </w:pPr>
+      <w:r>
+        <w:rPr>
+          <w:rFonts w:hint="eastAsia"/>
+        </w:rPr>
+        <w:t>행위자: 주체</w:t>
+      </w:r>
+    </w:p>
+    <w:p>
+      <w:pPr>
+        <w:pStyle w:val="a6"/>
+        <w:numPr>
+          <w:ilvl w:val="0"/>
+          <w:numId w:val="1"/>
+        </w:numPr>
+      </w:pPr>
+      <w:r>
+        <w:rPr>
+          <w:rFonts w:hint="eastAsia"/>
+        </w:rPr>
+        <w:t>환경: 주변 모든 것</w:t>
+      </w:r>
+    </w:p>
+    <w:p>
+      <w:pPr>
+        <w:pStyle w:val="a6"/>
+        <w:numPr>
+          <w:ilvl w:val="0"/>
+          <w:numId w:val="1"/>
+        </w:numPr>
+      </w:pPr>
+      <w:r>
+        <w:rPr>
+          <w:rFonts w:hint="eastAsia"/>
+        </w:rPr>
+        <w:t>상태: 인식 환경</w:t>
+      </w:r>
+    </w:p>
+    <w:p>
+      <w:pPr>
+        <w:pStyle w:val="a6"/>
+        <w:numPr>
+          <w:ilvl w:val="0"/>
+          <w:numId w:val="1"/>
+        </w:numPr>
+      </w:pPr>
+      <w:r>
+        <w:rPr>
+          <w:rFonts w:hint="eastAsia"/>
+        </w:rPr>
+        <w:t>행동: 행위</w:t>
+      </w:r>
+    </w:p>
+    <w:p>
+      <w:pPr>
+        <w:pStyle w:val="a6"/>
+        <w:numPr>
+          <w:ilvl w:val="0"/>
+          <w:numId w:val="1"/>
+        </w:numPr>
+        <w:rPr>
+          <w:rFonts w:hint="eastAsia"/>
+        </w:rPr>
+      </w:pPr>
+      <w:r>
+        <w:rPr>
+          <w:rFonts w:hint="eastAsia"/>
+        </w:rPr>
+        <w:t>보상: 결과</w:t>
       </w:r>
     </w:p>
     <w:sectPr>
@@ -4480,6 +4799,7 @@
   <w:style w:type="character" w:default="1" w:styleId="a0">
     <w:name w:val="Default Paragraph Font"/>
     <w:uiPriority w:val="1"/>
+    <w:semiHidden/>
     <w:unhideWhenUsed/>
   </w:style>
   <w:style w:type="table" w:default="1" w:styleId="a1">

--- a/머신러닝 심화/머신러닝 중간고사 정리.docx
+++ b/머신러닝 심화/머신러닝 중간고사 정리.docx
@@ -2981,24 +2981,35 @@
     </w:p>
     <w:p/>
     <w:p>
+      <w:pPr>
+        <w:rPr>
+          <w:rFonts w:hint="eastAsia"/>
+        </w:rPr>
+      </w:pPr>
+      <w:r>
+        <w:rPr>
+          <w:rFonts w:hint="eastAsia"/>
+        </w:rPr>
+        <w:lastRenderedPageBreak/>
+        <w:t>인공지능: 인간 지능과 비슷한 작업 수행</w:t>
+      </w:r>
+    </w:p>
+    <w:p/>
+    <w:p>
       <w:proofErr w:type="spellStart"/>
       <w:r>
         <w:rPr>
           <w:rFonts w:hint="eastAsia"/>
         </w:rPr>
-        <w:lastRenderedPageBreak/>
         <w:t>머신러닝</w:t>
       </w:r>
       <w:proofErr w:type="spellEnd"/>
-    </w:p>
-    <w:p>
-      <w:pPr>
-        <w:pStyle w:val="a6"/>
-        <w:numPr>
-          <w:ilvl w:val="0"/>
-          <w:numId w:val="1"/>
-        </w:numPr>
-      </w:pPr>
+      <w:r>
+        <w:rPr>
+          <w:rFonts w:hint="eastAsia"/>
+        </w:rPr>
+        <w:t xml:space="preserve">: </w:t>
+      </w:r>
       <w:r>
         <w:rPr>
           <w:rFonts w:hint="eastAsia"/>
@@ -3014,15 +3025,12 @@
         </w:rPr>
         <w:t>인공 신경망</w:t>
       </w:r>
-    </w:p>
-    <w:p>
-      <w:pPr>
-        <w:pStyle w:val="a6"/>
-        <w:numPr>
-          <w:ilvl w:val="0"/>
-          <w:numId w:val="1"/>
-        </w:numPr>
-      </w:pPr>
+      <w:r>
+        <w:rPr>
+          <w:rFonts w:hint="eastAsia"/>
+        </w:rPr>
+        <w:t xml:space="preserve">: </w:t>
+      </w:r>
       <w:r>
         <w:rPr>
           <w:rFonts w:hint="eastAsia"/>
@@ -3063,6 +3071,9 @@
     </w:p>
     <w:p>
       <w:r>
+        <w:rPr>
+          <w:noProof/>
+        </w:rPr>
         <w:drawing>
           <wp:inline distT="0" distB="0" distL="0" distR="0" wp14:anchorId="5E706208" wp14:editId="3F28DDA2">
             <wp:extent cx="2959100" cy="1828657"/>
@@ -3138,15 +3149,41 @@
         </w:rPr>
         <w:t>입력 데이터 수, 정답 데이터 수 같음</w:t>
       </w:r>
-    </w:p>
-    <w:p>
-      <w:pPr>
-        <w:pStyle w:val="a6"/>
-        <w:numPr>
-          <w:ilvl w:val="0"/>
-          <w:numId w:val="1"/>
-        </w:numPr>
-      </w:pPr>
+      <w:r>
+        <w:rPr>
+          <w:rFonts w:hint="eastAsia"/>
+        </w:rPr>
+        <w:t>, 정확성 측정 가능</w:t>
+      </w:r>
+    </w:p>
+    <w:p>
+      <w:pPr>
+        <w:pStyle w:val="a6"/>
+        <w:numPr>
+          <w:ilvl w:val="0"/>
+          <w:numId w:val="1"/>
+        </w:numPr>
+      </w:pPr>
+      <w:r>
+        <w:rPr>
+          <w:rFonts w:hint="eastAsia"/>
+        </w:rPr>
+        <w:t xml:space="preserve">입력 데이터, 출력 값의 관계 </w:t>
+      </w:r>
+      <w:proofErr w:type="gramStart"/>
+      <w:r>
+        <w:rPr>
+          <w:rFonts w:hint="eastAsia"/>
+        </w:rPr>
+        <w:t>모델링 /</w:t>
+      </w:r>
+      <w:proofErr w:type="gramEnd"/>
+      <w:r>
+        <w:rPr>
+          <w:rFonts w:hint="eastAsia"/>
+        </w:rPr>
+        <w:t xml:space="preserve"> </w:t>
+      </w:r>
       <w:r>
         <w:rPr>
           <w:rFonts w:hint="eastAsia"/>
@@ -3223,7 +3260,36 @@
         <w:t>데이터 특성, 구조 파악 가능, 전처리에 많이 사용</w:t>
       </w:r>
     </w:p>
-    <w:p/>
+    <w:p>
+      <w:pPr>
+        <w:pStyle w:val="a6"/>
+        <w:numPr>
+          <w:ilvl w:val="0"/>
+          <w:numId w:val="1"/>
+        </w:numPr>
+      </w:pPr>
+      <w:r>
+        <w:rPr>
+          <w:rFonts w:hint="eastAsia"/>
+        </w:rPr>
+        <w:t>비슷한 특성 그룹화, 잘못된 결과 교정, 패턴화 어려움</w:t>
+      </w:r>
+    </w:p>
+    <w:p>
+      <w:pPr>
+        <w:pStyle w:val="a6"/>
+        <w:numPr>
+          <w:ilvl w:val="0"/>
+          <w:numId w:val="1"/>
+        </w:numPr>
+      </w:pPr>
+      <w:r>
+        <w:rPr>
+          <w:rFonts w:hint="eastAsia"/>
+        </w:rPr>
+        <w:t>군집화, 차원감소</w:t>
+      </w:r>
+    </w:p>
     <w:p/>
     <w:p>
       <w:pPr>
@@ -3238,6 +3304,77 @@
           <w:rFonts w:hint="eastAsia"/>
         </w:rPr>
         <w:lastRenderedPageBreak/>
+        <w:t>차원 감소</w:t>
+      </w:r>
+    </w:p>
+    <w:p>
+      <w:pPr>
+        <w:pStyle w:val="a6"/>
+        <w:numPr>
+          <w:ilvl w:val="0"/>
+          <w:numId w:val="1"/>
+        </w:numPr>
+      </w:pPr>
+      <w:r>
+        <w:rPr>
+          <w:rFonts w:hint="eastAsia"/>
+        </w:rPr>
+        <w:t>데이터 차원 감소시켜 유의미한 특징들로 축약</w:t>
+      </w:r>
+    </w:p>
+    <w:p>
+      <w:pPr>
+        <w:pStyle w:val="a6"/>
+        <w:numPr>
+          <w:ilvl w:val="0"/>
+          <w:numId w:val="1"/>
+        </w:numPr>
+      </w:pPr>
+      <w:r>
+        <w:rPr>
+          <w:rFonts w:hint="eastAsia"/>
+        </w:rPr>
+        <w:t>차원 많으면 정보 증가, 차원 저주로 난이도/실패 확률 증가, 개별 데이터 분석 시간 많이 필요</w:t>
+      </w:r>
+    </w:p>
+    <w:p>
+      <w:pPr>
+        <w:pStyle w:val="a6"/>
+        <w:numPr>
+          <w:ilvl w:val="0"/>
+          <w:numId w:val="1"/>
+        </w:numPr>
+        <w:rPr>
+          <w:rFonts w:hint="eastAsia"/>
+        </w:rPr>
+      </w:pPr>
+      <w:r>
+        <w:rPr>
+          <w:rFonts w:hint="eastAsia"/>
+        </w:rPr>
+        <w:t>압축/시각화/</w:t>
+      </w:r>
+      <w:proofErr w:type="spellStart"/>
+      <w:r>
+        <w:rPr>
+          <w:rFonts w:hint="eastAsia"/>
+        </w:rPr>
+        <w:t>특징점</w:t>
+      </w:r>
+      <w:proofErr w:type="spellEnd"/>
+      <w:r>
+        <w:rPr>
+          <w:rFonts w:hint="eastAsia"/>
+        </w:rPr>
+        <w:t xml:space="preserve"> 추출 가능</w:t>
+      </w:r>
+    </w:p>
+    <w:p/>
+    <w:p>
+      <w:r>
+        <w:rPr>
+          <w:rFonts w:hint="eastAsia"/>
+        </w:rPr>
         <w:t>강화 학습</w:t>
       </w:r>
     </w:p>
@@ -3323,9 +3460,6 @@
           <w:ilvl w:val="0"/>
           <w:numId w:val="1"/>
         </w:numPr>
-        <w:rPr>
-          <w:rFonts w:hint="eastAsia"/>
-        </w:rPr>
       </w:pPr>
       <w:r>
         <w:rPr>
@@ -3334,6 +3468,7 @@
         <w:t>보상: 결과</w:t>
       </w:r>
     </w:p>
+    <w:p/>
     <w:sectPr>
       <w:pgSz w:w="11906" w:h="16838"/>
       <w:pgMar w:top="1701" w:right="1440" w:bottom="1440" w:left="1440" w:header="851" w:footer="992" w:gutter="0"/>
